--- a/downloads/teacher/04 Units/Unit 02 - Individual Growth and Life Readiness - Me, My Goals, My Money/Lesson 02.05 - Goals and the Five-Step Decision Model.docx
+++ b/downloads/teacher/04 Units/Unit 02 - Individual Growth and Life Readiness - Me, My Goals, My Money/Lesson 02.05 - Goals and the Five-Step Decision Model.docx
@@ -254,23 +254,41 @@
       <w:r>
         <w:t xml:space="preserve">By the end of this lesson, students will be able to:</w:t>
       </w:r>
-      <w:r>
-        <w:t xml:space="preserve"> </w:t>
-      </w:r>
-      <w:r>
-        <w:t xml:space="preserve">1. (Low) Given a long-term goal, distinguish it from a short-term goal, and list the five steps of the decision model (name the choice, list options, weigh each against what matters, decide, look back) in order.</w:t>
-      </w:r>
-      <w:r>
-        <w:t xml:space="preserve"> </w:t>
-      </w:r>
-      <w:r>
-        <w:t xml:space="preserve">2. (Mid) Construct a goal ladder for one SMART goal from Lesson 2.4: three to five steps in order, a first step dated within one week, one likely obstacle, and one person who helps.</w:t>
-      </w:r>
-      <w:r>
-        <w:t xml:space="preserve"> </w:t>
-      </w:r>
-      <w:r>
-        <w:t xml:space="preserve">3. (High) Apply the five-step decision model to a real choice (from six scenario cards or their own) by completing the decision grid, and defend the decision in two sentences that name which value or goal decided it.</w:t>
+    </w:p>
+    <w:p>
+      <w:pPr>
+        <w:numPr>
+          <w:ilvl w:val="0"/>
+          <w:numId w:val="1002"/>
+        </w:numPr>
+        <w:pStyle w:val="Compact"/>
+      </w:pPr>
+      <w:r>
+        <w:t xml:space="preserve">(Low) Given a long-term goal, distinguish it from a short-term goal, and list the five steps of the decision model (name the choice, list options, weigh each against what matters, decide, look back) in order.</w:t>
+      </w:r>
+    </w:p>
+    <w:p>
+      <w:pPr>
+        <w:numPr>
+          <w:ilvl w:val="0"/>
+          <w:numId w:val="1002"/>
+        </w:numPr>
+        <w:pStyle w:val="Compact"/>
+      </w:pPr>
+      <w:r>
+        <w:t xml:space="preserve">(Mid) Construct a goal ladder for one SMART goal from Lesson 2.4: three to five steps in order, a first step dated within one week, one likely obstacle, and one person who helps.</w:t>
+      </w:r>
+    </w:p>
+    <w:p>
+      <w:pPr>
+        <w:numPr>
+          <w:ilvl w:val="0"/>
+          <w:numId w:val="1002"/>
+        </w:numPr>
+        <w:pStyle w:val="Compact"/>
+      </w:pPr>
+      <w:r>
+        <w:t xml:space="preserve">(High) Apply the five-step decision model to a real choice (from six scenario cards or their own) by completing the decision grid, and defend the decision in two sentences that name which value or goal decided it.</w:t>
       </w:r>
     </w:p>
     <w:p>
@@ -311,7 +329,7 @@
       <w:pPr>
         <w:numPr>
           <w:ilvl w:val="0"/>
-          <w:numId w:val="1002"/>
+          <w:numId w:val="1003"/>
         </w:numPr>
         <w:pStyle w:val="Compact"/>
       </w:pPr>
@@ -329,7 +347,7 @@
       <w:pPr>
         <w:numPr>
           <w:ilvl w:val="0"/>
-          <w:numId w:val="1002"/>
+          <w:numId w:val="1003"/>
         </w:numPr>
         <w:pStyle w:val="Compact"/>
       </w:pPr>
@@ -341,7 +359,7 @@
       <w:pPr>
         <w:numPr>
           <w:ilvl w:val="0"/>
-          <w:numId w:val="1002"/>
+          <w:numId w:val="1003"/>
         </w:numPr>
         <w:pStyle w:val="Compact"/>
       </w:pPr>
@@ -368,7 +386,7 @@
       <w:pPr>
         <w:numPr>
           <w:ilvl w:val="0"/>
-          <w:numId w:val="1002"/>
+          <w:numId w:val="1003"/>
         </w:numPr>
         <w:pStyle w:val="Compact"/>
       </w:pPr>
@@ -389,7 +407,7 @@
       <w:pPr>
         <w:numPr>
           <w:ilvl w:val="0"/>
-          <w:numId w:val="1002"/>
+          <w:numId w:val="1003"/>
         </w:numPr>
         <w:pStyle w:val="Compact"/>
       </w:pPr>
@@ -401,7 +419,7 @@
       <w:pPr>
         <w:numPr>
           <w:ilvl w:val="0"/>
-          <w:numId w:val="1002"/>
+          <w:numId w:val="1003"/>
         </w:numPr>
         <w:pStyle w:val="Compact"/>
       </w:pPr>
@@ -1281,11 +1299,17 @@
       <w:r>
         <w:t xml:space="preserve">Monitor understanding:</w:t>
       </w:r>
-      <w:r>
-        <w:t xml:space="preserve"> </w:t>
-      </w:r>
-      <w:r>
-        <w:t xml:space="preserve">- Is</w:t>
+    </w:p>
+    <w:p>
+      <w:pPr>
+        <w:numPr>
+          <w:ilvl w:val="0"/>
+          <w:numId w:val="1004"/>
+        </w:numPr>
+        <w:pStyle w:val="Compact"/>
+      </w:pPr>
+      <w:r>
+        <w:t xml:space="preserve">Is</w:t>
       </w:r>
       <w:r>
         <w:t xml:space="preserve"> </w:t>
@@ -1305,17 +1329,29 @@
       <w:r>
         <w:t xml:space="preserve">a rung or a result? What would the rung be?</w:t>
       </w:r>
-      <w:r>
-        <w:t xml:space="preserve"> </w:t>
-      </w:r>
-      <w:r>
-        <w:t xml:space="preserve">- Your first step is dated three months out. What could you do this week instead?</w:t>
-      </w:r>
-      <w:r>
-        <w:t xml:space="preserve"> </w:t>
-      </w:r>
-      <w:r>
-        <w:t xml:space="preserve">- In your grid,</w:t>
+    </w:p>
+    <w:p>
+      <w:pPr>
+        <w:numPr>
+          <w:ilvl w:val="0"/>
+          <w:numId w:val="1004"/>
+        </w:numPr>
+        <w:pStyle w:val="Compact"/>
+      </w:pPr>
+      <w:r>
+        <w:t xml:space="preserve">Your first step is dated three months out. What could you do this week instead?</w:t>
+      </w:r>
+    </w:p>
+    <w:p>
+      <w:pPr>
+        <w:numPr>
+          <w:ilvl w:val="0"/>
+          <w:numId w:val="1004"/>
+        </w:numPr>
+        <w:pStyle w:val="Compact"/>
+      </w:pPr>
+      <w:r>
+        <w:t xml:space="preserve">In your grid,</w:t>
       </w:r>
       <w:r>
         <w:t xml:space="preserve"> </w:t>
@@ -1338,46 +1374,304 @@
     </w:p>
     <w:p>
       <w:pPr>
+        <w:pStyle w:val="FirstParagraph"/>
+      </w:pPr>
+      <w:r>
+        <w:t xml:space="preserve">Deepen learning:</w:t>
+      </w:r>
+    </w:p>
+    <w:p>
+      <w:pPr>
+        <w:numPr>
+          <w:ilvl w:val="0"/>
+          <w:numId w:val="1005"/>
+        </w:numPr>
+        <w:pStyle w:val="Compact"/>
+      </w:pPr>
+      <w:r>
+        <w:t xml:space="preserve">Two people with the same goal build different ladders. What changes the rungs: the goal or the person?</w:t>
+      </w:r>
+    </w:p>
+    <w:p>
+      <w:pPr>
+        <w:numPr>
+          <w:ilvl w:val="0"/>
+          <w:numId w:val="1005"/>
+        </w:numPr>
+        <w:pStyle w:val="Compact"/>
+      </w:pPr>
+      <w:r>
+        <w:t xml:space="preserve">The look-back step is the one most people skip. Why? What happens to a decision nobody looks back at?</w:t>
+      </w:r>
+    </w:p>
+    <w:p>
+      <w:pPr>
+        <w:numPr>
+          <w:ilvl w:val="0"/>
+          <w:numId w:val="1005"/>
+        </w:numPr>
+        <w:pStyle w:val="Compact"/>
+      </w:pPr>
+      <w:r>
+        <w:t xml:space="preserve">You weighed the choice against your values and the answer is the option you did not want. Now what?</w:t>
+      </w:r>
+    </w:p>
+    <w:p>
+      <w:pPr>
+        <w:pStyle w:val="Heading2"/>
+      </w:pPr>
+      <w:bookmarkStart w:id="30" w:name="check-for-understanding"/>
+      <w:r>
+        <w:t xml:space="preserve">Check for understanding</w:t>
+      </w:r>
+      <w:bookmarkEnd w:id="30"/>
+    </w:p>
+    <w:p>
+      <w:pPr>
+        <w:pStyle w:val="FirstParagraph"/>
+      </w:pPr>
+      <w:r>
+        <w:t xml:space="preserve">Day 1: clipboard walk during Step 2, yes or no on</w:t>
+      </w:r>
+      <w:r>
+        <w:t xml:space="preserve"> </w:t>
+      </w:r>
+      <w:r>
+        <w:t xml:space="preserve">“</w:t>
+      </w:r>
+      <w:r>
+        <w:t xml:space="preserve">every rung is an action</w:t>
+      </w:r>
+      <w:r>
+        <w:t xml:space="preserve">”</w:t>
+      </w:r>
+      <w:r>
+        <w:t xml:space="preserve"> </w:t>
+      </w:r>
+      <w:r>
+        <w:t xml:space="preserve">and</w:t>
+      </w:r>
+      <w:r>
+        <w:t xml:space="preserve"> </w:t>
+      </w:r>
+      <w:r>
+        <w:t xml:space="preserve">“</w:t>
+      </w:r>
+      <w:r>
+        <w:t xml:space="preserve">bottom rung dated within a week.</w:t>
+      </w:r>
+      <w:r>
+        <w:t xml:space="preserve">”</w:t>
+      </w:r>
+      <w:r>
+        <w:t xml:space="preserve"> </w:t>
+      </w:r>
+      <w:r>
+        <w:t xml:space="preserve">A</w:t>
+      </w:r>
+      <w:r>
+        <w:t xml:space="preserve"> </w:t>
+      </w:r>
+      <w:r>
+        <w:t xml:space="preserve">“</w:t>
+      </w:r>
+      <w:r>
+        <w:t xml:space="preserve">got it</w:t>
+      </w:r>
+      <w:r>
+        <w:t xml:space="preserve">”</w:t>
+      </w:r>
+      <w:r>
+        <w:t xml:space="preserve"> </w:t>
+      </w:r>
+      <w:r>
+        <w:t xml:space="preserve">rung reads</w:t>
+      </w:r>
+      <w:r>
+        <w:t xml:space="preserve"> </w:t>
+      </w:r>
+      <w:r>
+        <w:t xml:space="preserve">“</w:t>
+      </w:r>
+      <w:r>
+        <w:t xml:space="preserve">ask the coach when open gym is, Tuesday,</w:t>
+      </w:r>
+      <w:r>
+        <w:t xml:space="preserve">”</w:t>
+      </w:r>
+      <w:r>
+        <w:t xml:space="preserve"> </w:t>
+      </w:r>
+      <w:r>
+        <w:t xml:space="preserve">not</w:t>
+      </w:r>
+      <w:r>
+        <w:t xml:space="preserve"> </w:t>
+      </w:r>
+      <w:r>
+        <w:t xml:space="preserve">“</w:t>
+      </w:r>
+      <w:r>
+        <w:t xml:space="preserve">get more serious.</w:t>
+      </w:r>
+      <w:r>
+        <w:t xml:space="preserve">”</w:t>
+      </w:r>
+      <w:r>
+        <w:t xml:space="preserve"> </w:t>
+      </w:r>
+      <w:r>
+        <w:t xml:space="preserve">Day 2: clipboard walk during Step 2, yes or no on</w:t>
+      </w:r>
+      <w:r>
+        <w:t xml:space="preserve"> </w:t>
+      </w:r>
+      <w:r>
+        <w:t xml:space="preserve">“</w:t>
+      </w:r>
+      <w:r>
+        <w:t xml:space="preserve">three options</w:t>
+      </w:r>
+      <w:r>
+        <w:t xml:space="preserve">”</w:t>
+      </w:r>
+      <w:r>
+        <w:t xml:space="preserve"> </w:t>
+      </w:r>
+      <w:r>
+        <w:t xml:space="preserve">and</w:t>
+      </w:r>
+      <w:r>
+        <w:t xml:space="preserve"> </w:t>
+      </w:r>
+      <w:r>
+        <w:t xml:space="preserve">“</w:t>
+      </w:r>
+      <w:r>
+        <w:t xml:space="preserve">the what-matters rows come from the sort sheet or the ladder.</w:t>
+      </w:r>
+      <w:r>
+        <w:t xml:space="preserve">”</w:t>
+      </w:r>
+      <w:r>
+        <w:t xml:space="preserve"> </w:t>
+      </w:r>
+      <w:r>
+        <w:t xml:space="preserve">A grid whose rows are</w:t>
+      </w:r>
+      <w:r>
+        <w:t xml:space="preserve"> </w:t>
+      </w:r>
+      <w:r>
+        <w:t xml:space="preserve">“</w:t>
+      </w:r>
+      <w:r>
+        <w:t xml:space="preserve">cost, fun, cool</w:t>
+      </w:r>
+      <w:r>
+        <w:t xml:space="preserve">”</w:t>
+      </w:r>
+      <w:r>
+        <w:t xml:space="preserve"> </w:t>
+      </w:r>
+      <w:r>
+        <w:t xml:space="preserve">without a value or goal from the student’s own sheets gets the question,</w:t>
+      </w:r>
+      <w:r>
+        <w:t xml:space="preserve"> </w:t>
+      </w:r>
+      <w:r>
+        <w:t xml:space="preserve">“</w:t>
+      </w:r>
+      <w:r>
+        <w:t xml:space="preserve">Where did these come from?</w:t>
+      </w:r>
+      <w:r>
+        <w:t xml:space="preserve">”</w:t>
+      </w:r>
+    </w:p>
+    <w:p>
+      <w:pPr>
+        <w:pStyle w:val="Heading2"/>
+      </w:pPr>
+      <w:bookmarkStart w:id="31" w:name="Xdab9231cee6062fb3a898460a577b3b5e27bf8f"/>
+      <w:r>
+        <w:t xml:space="preserve">Closure (Time: Day 1, 0 min beyond Step 4’s exit line; Day 2, 4 min)</w:t>
+      </w:r>
+      <w:bookmarkEnd w:id="31"/>
+    </w:p>
+    <w:p>
+      <w:pPr>
+        <w:pStyle w:val="FirstParagraph"/>
+      </w:pPr>
+      <w:r>
+        <w:t xml:space="preserve">Day 1: the exit line at the bottom of page 1, taken inside Step 4: "My first step is ___ and I will do it on ___ (day). The person who helps is ___." Two students read theirs. Page 1 stays in the FACS folder for tomorrow.</w:t>
+      </w:r>
+    </w:p>
+    <w:p>
+      <w:pPr>
         <w:pStyle w:val="BodyText"/>
       </w:pPr>
       <w:r>
-        <w:t xml:space="preserve">Deepen learning:</w:t>
-      </w:r>
-      <w:r>
-        <w:t xml:space="preserve"> </w:t>
-      </w:r>
-      <w:r>
-        <w:t xml:space="preserve">- Two people with the same goal build different ladders. What changes the rungs: the goal or the person?</w:t>
-      </w:r>
-      <w:r>
-        <w:t xml:space="preserve"> </w:t>
-      </w:r>
-      <w:r>
-        <w:t xml:space="preserve">- The look-back step is the one most people skip. Why? What happens to a decision nobody looks back at?</w:t>
-      </w:r>
-      <w:r>
-        <w:t xml:space="preserve"> </w:t>
-      </w:r>
-      <w:r>
-        <w:t xml:space="preserve">- You weighed the choice against your values and the answer is the option you did not want. Now what?</w:t>
+        <w:t xml:space="preserve">Day 2: after the Goal Plan is turned in, a one-line index card: "The step of the decision model I will most likely skip in real life is ___ because ___." Three students read theirs. Not scored; the answers open Lesson 2.6, where the weekly plan makes the first rung of the ladder a scheduled hour.</w:t>
       </w:r>
     </w:p>
     <w:p>
       <w:pPr>
         <w:pStyle w:val="Heading2"/>
       </w:pPr>
-      <w:bookmarkStart w:id="30" w:name="check-for-understanding"/>
-      <w:r>
-        <w:t xml:space="preserve">Check for understanding</w:t>
-      </w:r>
-      <w:bookmarkEnd w:id="30"/>
-    </w:p>
-    <w:p>
-      <w:pPr>
-        <w:pStyle w:val="FirstParagraph"/>
-      </w:pPr>
-      <w:r>
-        <w:t xml:space="preserve">Day 1: clipboard walk during Step 2, yes or no on</w:t>
+      <w:bookmarkStart w:id="32" w:name="differentiation-and-supports"/>
+      <w:r>
+        <w:t xml:space="preserve">Differentiation and supports</w:t>
+      </w:r>
+      <w:bookmarkEnd w:id="32"/>
+    </w:p>
+    <w:p>
+      <w:pPr>
+        <w:numPr>
+          <w:ilvl w:val="0"/>
+          <w:numId w:val="1006"/>
+        </w:numPr>
+        <w:pStyle w:val="Compact"/>
+      </w:pPr>
+      <w:r>
+        <w:t xml:space="preserve">ELL: the five steps are on the wall poster with a picture each (a question mark, a list, a scale, a check mark, a mirror) and printed on page 2 with the Turkish, Portuguese, and Spanish words for goal, step, option, decide; the ladder is a drawing, and rungs may be written in the home language with an English verb; the grid uses plus and minus signs, not sentences, in the cells; sentence frames for the two-sentence defense are printed ("I decided to ___ because ___ matters more to me than ___"). Pair with a bilingual peer for the Day 1 partner turn.</w:t>
+      </w:r>
+    </w:p>
+    <w:p>
+      <w:pPr>
+        <w:numPr>
+          <w:ilvl w:val="0"/>
+          <w:numId w:val="1006"/>
+        </w:numPr>
+        <w:pStyle w:val="Compact"/>
+      </w:pPr>
+      <w:r>
+        <w:t xml:space="preserve">IEP and 504 (general): the ladder may have three rungs instead of five; the grid may use two options and two rows; steps and decisions may be dictated; printed steps; extended time by taking the Goal Plan assembly (Day 2, Step 3) into the first ten minutes of Lesson 2.6; a student who does not want to share a real choice always has the six cards; fidgets allowed.</w:t>
+      </w:r>
+    </w:p>
+    <w:p>
+      <w:pPr>
+        <w:numPr>
+          <w:ilvl w:val="0"/>
+          <w:numId w:val="1006"/>
+        </w:numPr>
+        <w:pStyle w:val="Compact"/>
+      </w:pPr>
+      <w:r>
+        <w:t xml:space="preserve">Grade 6 support: the ladder has three rungs and one obstacle (no helper line required, though it is encouraged); the grid uses two options and two what-matters rows, and the scenario is chosen from the cards, not the student’s own.</w:t>
+      </w:r>
+    </w:p>
+    <w:p>
+      <w:pPr>
+        <w:numPr>
+          <w:ilvl w:val="0"/>
+          <w:numId w:val="1006"/>
+        </w:numPr>
+        <w:pStyle w:val="Compact"/>
+      </w:pPr>
+      <w:r>
+        <w:t xml:space="preserve">Grade 8 stretch: build a second, shorter ladder for the other SMART goal from Lesson 2.4 (the one not used on page 1); in the grid, add a fourth option nobody at the table thought of, and add a row for</w:t>
       </w:r>
       <w:r>
         <w:t xml:space="preserve"> </w:t>
@@ -1386,7 +1680,7 @@
         <w:t xml:space="preserve">“</w:t>
       </w:r>
       <w:r>
-        <w:t xml:space="preserve">every rung is an action</w:t>
+        <w:t xml:space="preserve">what it costs in money or time</w:t>
       </w:r>
       <w:r>
         <w:t xml:space="preserve">”</w:t>
@@ -1395,258 +1689,18 @@
         <w:t xml:space="preserve"> </w:t>
       </w:r>
       <w:r>
-        <w:t xml:space="preserve">and</w:t>
-      </w:r>
-      <w:r>
-        <w:t xml:space="preserve"> </w:t>
+        <w:t xml:space="preserve">(this previews the budget in Topic 2.3); the look-back plan names a date and a number (</w:t>
       </w:r>
       <w:r>
         <w:t xml:space="preserve">“</w:t>
       </w:r>
       <w:r>
-        <w:t xml:space="preserve">bottom rung dated within a week.</w:t>
+        <w:t xml:space="preserve">on June 1, do I have $120</w:t>
       </w:r>
       <w:r>
         <w:t xml:space="preserve">”</w:t>
       </w:r>
       <w:r>
-        <w:t xml:space="preserve"> </w:t>
-      </w:r>
-      <w:r>
-        <w:t xml:space="preserve">A</w:t>
-      </w:r>
-      <w:r>
-        <w:t xml:space="preserve"> </w:t>
-      </w:r>
-      <w:r>
-        <w:t xml:space="preserve">“</w:t>
-      </w:r>
-      <w:r>
-        <w:t xml:space="preserve">got it</w:t>
-      </w:r>
-      <w:r>
-        <w:t xml:space="preserve">”</w:t>
-      </w:r>
-      <w:r>
-        <w:t xml:space="preserve"> </w:t>
-      </w:r>
-      <w:r>
-        <w:t xml:space="preserve">rung reads</w:t>
-      </w:r>
-      <w:r>
-        <w:t xml:space="preserve"> </w:t>
-      </w:r>
-      <w:r>
-        <w:t xml:space="preserve">“</w:t>
-      </w:r>
-      <w:r>
-        <w:t xml:space="preserve">ask the coach when open gym is, Tuesday,</w:t>
-      </w:r>
-      <w:r>
-        <w:t xml:space="preserve">”</w:t>
-      </w:r>
-      <w:r>
-        <w:t xml:space="preserve"> </w:t>
-      </w:r>
-      <w:r>
-        <w:t xml:space="preserve">not</w:t>
-      </w:r>
-      <w:r>
-        <w:t xml:space="preserve"> </w:t>
-      </w:r>
-      <w:r>
-        <w:t xml:space="preserve">“</w:t>
-      </w:r>
-      <w:r>
-        <w:t xml:space="preserve">get more serious.</w:t>
-      </w:r>
-      <w:r>
-        <w:t xml:space="preserve">”</w:t>
-      </w:r>
-      <w:r>
-        <w:t xml:space="preserve"> </w:t>
-      </w:r>
-      <w:r>
-        <w:t xml:space="preserve">Day 2: clipboard walk during Step 2, yes or no on</w:t>
-      </w:r>
-      <w:r>
-        <w:t xml:space="preserve"> </w:t>
-      </w:r>
-      <w:r>
-        <w:t xml:space="preserve">“</w:t>
-      </w:r>
-      <w:r>
-        <w:t xml:space="preserve">three options</w:t>
-      </w:r>
-      <w:r>
-        <w:t xml:space="preserve">”</w:t>
-      </w:r>
-      <w:r>
-        <w:t xml:space="preserve"> </w:t>
-      </w:r>
-      <w:r>
-        <w:t xml:space="preserve">and</w:t>
-      </w:r>
-      <w:r>
-        <w:t xml:space="preserve"> </w:t>
-      </w:r>
-      <w:r>
-        <w:t xml:space="preserve">“</w:t>
-      </w:r>
-      <w:r>
-        <w:t xml:space="preserve">the what-matters rows come from the sort sheet or the ladder.</w:t>
-      </w:r>
-      <w:r>
-        <w:t xml:space="preserve">”</w:t>
-      </w:r>
-      <w:r>
-        <w:t xml:space="preserve"> </w:t>
-      </w:r>
-      <w:r>
-        <w:t xml:space="preserve">A grid whose rows are</w:t>
-      </w:r>
-      <w:r>
-        <w:t xml:space="preserve"> </w:t>
-      </w:r>
-      <w:r>
-        <w:t xml:space="preserve">“</w:t>
-      </w:r>
-      <w:r>
-        <w:t xml:space="preserve">cost, fun, cool</w:t>
-      </w:r>
-      <w:r>
-        <w:t xml:space="preserve">”</w:t>
-      </w:r>
-      <w:r>
-        <w:t xml:space="preserve"> </w:t>
-      </w:r>
-      <w:r>
-        <w:t xml:space="preserve">without a value or goal from the student’s own sheets gets the question,</w:t>
-      </w:r>
-      <w:r>
-        <w:t xml:space="preserve"> </w:t>
-      </w:r>
-      <w:r>
-        <w:t xml:space="preserve">“</w:t>
-      </w:r>
-      <w:r>
-        <w:t xml:space="preserve">Where did these come from?</w:t>
-      </w:r>
-      <w:r>
-        <w:t xml:space="preserve">”</w:t>
-      </w:r>
-    </w:p>
-    <w:p>
-      <w:pPr>
-        <w:pStyle w:val="Heading2"/>
-      </w:pPr>
-      <w:bookmarkStart w:id="31" w:name="Xdab9231cee6062fb3a898460a577b3b5e27bf8f"/>
-      <w:r>
-        <w:t xml:space="preserve">Closure (Time: Day 1, 0 min beyond Step 4’s exit line; Day 2, 4 min)</w:t>
-      </w:r>
-      <w:bookmarkEnd w:id="31"/>
-    </w:p>
-    <w:p>
-      <w:pPr>
-        <w:pStyle w:val="FirstParagraph"/>
-      </w:pPr>
-      <w:r>
-        <w:t xml:space="preserve">Day 1: the exit line at the bottom of page 1, taken inside Step 4: "My first step is ___ and I will do it on ___ (day). The person who helps is ___." Two students read theirs. Page 1 stays in the FACS folder for tomorrow.</w:t>
-      </w:r>
-    </w:p>
-    <w:p>
-      <w:pPr>
-        <w:pStyle w:val="BodyText"/>
-      </w:pPr>
-      <w:r>
-        <w:t xml:space="preserve">Day 2: after the Goal Plan is turned in, a one-line index card: "The step of the decision model I will most likely skip in real life is ___ because ___." Three students read theirs. Not scored; the answers open Lesson 2.6, where the weekly plan makes the first rung of the ladder a scheduled hour.</w:t>
-      </w:r>
-    </w:p>
-    <w:p>
-      <w:pPr>
-        <w:pStyle w:val="Heading2"/>
-      </w:pPr>
-      <w:bookmarkStart w:id="32" w:name="differentiation-and-supports"/>
-      <w:r>
-        <w:t xml:space="preserve">Differentiation and supports</w:t>
-      </w:r>
-      <w:bookmarkEnd w:id="32"/>
-    </w:p>
-    <w:p>
-      <w:pPr>
-        <w:numPr>
-          <w:ilvl w:val="0"/>
-          <w:numId w:val="1003"/>
-        </w:numPr>
-        <w:pStyle w:val="Compact"/>
-      </w:pPr>
-      <w:r>
-        <w:t xml:space="preserve">ELL: the five steps are on the wall poster with a picture each (a question mark, a list, a scale, a check mark, a mirror) and printed on page 2 with the Turkish, Portuguese, and Spanish words for goal, step, option, decide; the ladder is a drawing, and rungs may be written in the home language with an English verb; the grid uses plus and minus signs, not sentences, in the cells; sentence frames for the two-sentence defense are printed ("I decided to ___ because ___ matters more to me than ___"). Pair with a bilingual peer for the Day 1 partner turn.</w:t>
-      </w:r>
-    </w:p>
-    <w:p>
-      <w:pPr>
-        <w:numPr>
-          <w:ilvl w:val="0"/>
-          <w:numId w:val="1003"/>
-        </w:numPr>
-        <w:pStyle w:val="Compact"/>
-      </w:pPr>
-      <w:r>
-        <w:t xml:space="preserve">IEP and 504 (general): the ladder may have three rungs instead of five; the grid may use two options and two rows; steps and decisions may be dictated; printed steps; extended time by taking the Goal Plan assembly (Day 2, Step 3) into the first ten minutes of Lesson 2.6; a student who does not want to share a real choice always has the six cards; fidgets allowed.</w:t>
-      </w:r>
-    </w:p>
-    <w:p>
-      <w:pPr>
-        <w:numPr>
-          <w:ilvl w:val="0"/>
-          <w:numId w:val="1003"/>
-        </w:numPr>
-        <w:pStyle w:val="Compact"/>
-      </w:pPr>
-      <w:r>
-        <w:t xml:space="preserve">Grade 6 support: the ladder has three rungs and one obstacle (no helper line required, though it is encouraged); the grid uses two options and two what-matters rows, and the scenario is chosen from the cards, not the student’s own.</w:t>
-      </w:r>
-    </w:p>
-    <w:p>
-      <w:pPr>
-        <w:numPr>
-          <w:ilvl w:val="0"/>
-          <w:numId w:val="1003"/>
-        </w:numPr>
-        <w:pStyle w:val="Compact"/>
-      </w:pPr>
-      <w:r>
-        <w:t xml:space="preserve">Grade 8 stretch: build a second, shorter ladder for the other SMART goal from Lesson 2.4 (the one not used on page 1); in the grid, add a fourth option nobody at the table thought of, and add a row for</w:t>
-      </w:r>
-      <w:r>
-        <w:t xml:space="preserve"> </w:t>
-      </w:r>
-      <w:r>
-        <w:t xml:space="preserve">“</w:t>
-      </w:r>
-      <w:r>
-        <w:t xml:space="preserve">what it costs in money or time</w:t>
-      </w:r>
-      <w:r>
-        <w:t xml:space="preserve">”</w:t>
-      </w:r>
-      <w:r>
-        <w:t xml:space="preserve"> </w:t>
-      </w:r>
-      <w:r>
-        <w:t xml:space="preserve">(this previews the budget in Topic 2.3); the look-back plan names a date and a number (</w:t>
-      </w:r>
-      <w:r>
-        <w:t xml:space="preserve">“</w:t>
-      </w:r>
-      <w:r>
-        <w:t xml:space="preserve">on June 1, do I have $120</w:t>
-      </w:r>
-      <w:r>
-        <w:t xml:space="preserve">”</w:t>
-      </w:r>
-      <w:r>
         <w:t xml:space="preserve">).</w:t>
       </w:r>
     </w:p>
@@ -1654,7 +1708,7 @@
       <w:pPr>
         <w:numPr>
           <w:ilvl w:val="0"/>
-          <w:numId w:val="1003"/>
+          <w:numId w:val="1006"/>
         </w:numPr>
         <w:pStyle w:val="Compact"/>
       </w:pPr>
@@ -1666,7 +1720,7 @@
       <w:pPr>
         <w:numPr>
           <w:ilvl w:val="0"/>
-          <w:numId w:val="1003"/>
+          <w:numId w:val="1006"/>
         </w:numPr>
         <w:pStyle w:val="Compact"/>
       </w:pPr>
@@ -2077,7 +2131,7 @@
       <w:pPr>
         <w:numPr>
           <w:ilvl w:val="0"/>
-          <w:numId w:val="1004"/>
+          <w:numId w:val="1007"/>
         </w:numPr>
         <w:pStyle w:val="Compact"/>
       </w:pPr>
@@ -2101,7 +2155,7 @@
       <w:pPr>
         <w:numPr>
           <w:ilvl w:val="0"/>
-          <w:numId w:val="1004"/>
+          <w:numId w:val="1007"/>
         </w:numPr>
         <w:pStyle w:val="Compact"/>
       </w:pPr>
@@ -2113,7 +2167,7 @@
       <w:pPr>
         <w:numPr>
           <w:ilvl w:val="0"/>
-          <w:numId w:val="1004"/>
+          <w:numId w:val="1007"/>
         </w:numPr>
         <w:pStyle w:val="Compact"/>
       </w:pPr>
@@ -2146,7 +2200,7 @@
       <w:pPr>
         <w:numPr>
           <w:ilvl w:val="0"/>
-          <w:numId w:val="1004"/>
+          <w:numId w:val="1007"/>
         </w:numPr>
         <w:pStyle w:val="Compact"/>
       </w:pPr>
@@ -2158,7 +2212,7 @@
       <w:pPr>
         <w:numPr>
           <w:ilvl w:val="0"/>
-          <w:numId w:val="1004"/>
+          <w:numId w:val="1007"/>
         </w:numPr>
         <w:pStyle w:val="Compact"/>
       </w:pPr>
@@ -2170,7 +2224,7 @@
       <w:pPr>
         <w:numPr>
           <w:ilvl w:val="0"/>
-          <w:numId w:val="1004"/>
+          <w:numId w:val="1007"/>
         </w:numPr>
         <w:pStyle w:val="Compact"/>
       </w:pPr>
@@ -2182,7 +2236,7 @@
       <w:pPr>
         <w:numPr>
           <w:ilvl w:val="0"/>
-          <w:numId w:val="1004"/>
+          <w:numId w:val="1007"/>
         </w:numPr>
         <w:pStyle w:val="Compact"/>
       </w:pPr>
@@ -2249,7 +2303,7 @@
       <w:pPr>
         <w:numPr>
           <w:ilvl w:val="0"/>
-          <w:numId w:val="1005"/>
+          <w:numId w:val="1008"/>
         </w:numPr>
         <w:pStyle w:val="Compact"/>
       </w:pPr>
@@ -2261,7 +2315,7 @@
       <w:pPr>
         <w:numPr>
           <w:ilvl w:val="0"/>
-          <w:numId w:val="1005"/>
+          <w:numId w:val="1008"/>
         </w:numPr>
         <w:pStyle w:val="Compact"/>
       </w:pPr>
@@ -2273,7 +2327,7 @@
       <w:pPr>
         <w:numPr>
           <w:ilvl w:val="0"/>
-          <w:numId w:val="1005"/>
+          <w:numId w:val="1008"/>
         </w:numPr>
         <w:pStyle w:val="Compact"/>
       </w:pPr>
@@ -2327,7 +2381,7 @@
       <w:pPr>
         <w:numPr>
           <w:ilvl w:val="0"/>
-          <w:numId w:val="1005"/>
+          <w:numId w:val="1008"/>
         </w:numPr>
         <w:pStyle w:val="Compact"/>
       </w:pPr>
@@ -2357,7 +2411,7 @@
       <w:pPr>
         <w:numPr>
           <w:ilvl w:val="0"/>
-          <w:numId w:val="1005"/>
+          <w:numId w:val="1008"/>
         </w:numPr>
         <w:pStyle w:val="Compact"/>
       </w:pPr>
@@ -2369,7 +2423,7 @@
       <w:pPr>
         <w:numPr>
           <w:ilvl w:val="0"/>
-          <w:numId w:val="1005"/>
+          <w:numId w:val="1008"/>
         </w:numPr>
         <w:pStyle w:val="Compact"/>
       </w:pPr>
@@ -2426,7 +2480,7 @@
       <w:pPr>
         <w:numPr>
           <w:ilvl w:val="0"/>
-          <w:numId w:val="1005"/>
+          <w:numId w:val="1008"/>
         </w:numPr>
         <w:pStyle w:val="Compact"/>
       </w:pPr>
@@ -2719,6 +2773,118 @@
       </w:pPr>
     </w:lvl>
   </w:abstractNum>
+  <w:abstractNum w:abstractNumId="99411">
+    <w:nsid w:val="71315dca"/>
+    <w:multiLevelType w:val="multilevel"/>
+    <w:lvl w:ilvl="0">
+      <w:start w:val="1"/>
+      <w:numFmt w:val="decimal"/>
+      <w:lvlText w:val="%1."/>
+      <w:lvlJc w:val="left"/>
+      <w:pPr>
+        <w:tabs>
+          <w:tab w:val="num" w:pos="0"/>
+        </w:tabs>
+        <w:ind w:left="480" w:hanging="480"/>
+      </w:pPr>
+    </w:lvl>
+    <w:lvl w:ilvl="1">
+      <w:start w:val="1"/>
+      <w:numFmt w:val="decimal"/>
+      <w:lvlText w:val="%2."/>
+      <w:lvlJc w:val="left"/>
+      <w:pPr>
+        <w:tabs>
+          <w:tab w:val="num" w:pos="720"/>
+        </w:tabs>
+        <w:ind w:left="1200" w:hanging="480"/>
+      </w:pPr>
+    </w:lvl>
+    <w:lvl w:ilvl="2">
+      <w:start w:val="1"/>
+      <w:numFmt w:val="decimal"/>
+      <w:lvlText w:val="%3."/>
+      <w:lvlJc w:val="left"/>
+      <w:pPr>
+        <w:tabs>
+          <w:tab w:val="num" w:pos="1440"/>
+        </w:tabs>
+        <w:ind w:left="1920" w:hanging="480"/>
+      </w:pPr>
+    </w:lvl>
+    <w:lvl w:ilvl="3">
+      <w:start w:val="1"/>
+      <w:numFmt w:val="decimal"/>
+      <w:lvlText w:val="%4."/>
+      <w:lvlJc w:val="left"/>
+      <w:pPr>
+        <w:tabs>
+          <w:tab w:val="num" w:pos="2160"/>
+        </w:tabs>
+        <w:ind w:left="2640" w:hanging="480"/>
+      </w:pPr>
+    </w:lvl>
+    <w:lvl w:ilvl="4">
+      <w:start w:val="1"/>
+      <w:numFmt w:val="decimal"/>
+      <w:lvlText w:val="%5."/>
+      <w:lvlJc w:val="left"/>
+      <w:pPr>
+        <w:tabs>
+          <w:tab w:val="num" w:pos="2880"/>
+        </w:tabs>
+        <w:ind w:left="3360" w:hanging="480"/>
+      </w:pPr>
+    </w:lvl>
+    <w:lvl w:ilvl="5">
+      <w:start w:val="1"/>
+      <w:numFmt w:val="decimal"/>
+      <w:lvlText w:val="%6."/>
+      <w:lvlJc w:val="left"/>
+      <w:pPr>
+        <w:tabs>
+          <w:tab w:val="num" w:pos="3600"/>
+        </w:tabs>
+        <w:ind w:left="4080" w:hanging="480"/>
+      </w:pPr>
+    </w:lvl>
+    <w:lvl w:ilvl="6">
+      <w:start w:val="1"/>
+      <w:numFmt w:val="decimal"/>
+      <w:lvlText w:val="%7."/>
+      <w:lvlJc w:val="left"/>
+      <w:pPr>
+        <w:tabs>
+          <w:tab w:val="num" w:pos="4320"/>
+        </w:tabs>
+        <w:ind w:left="4800" w:hanging="480"/>
+      </w:pPr>
+    </w:lvl>
+    <w:lvl w:ilvl="7">
+      <w:start w:val="1"/>
+      <w:numFmt w:val="decimal"/>
+      <w:lvlText w:val="%8."/>
+      <w:lvlJc w:val="left"/>
+      <w:pPr>
+        <w:tabs>
+          <w:tab w:val="num" w:pos="5040"/>
+        </w:tabs>
+        <w:ind w:left="5520" w:hanging="480"/>
+      </w:pPr>
+    </w:lvl>
+    <w:lvl w:ilvl="8">
+      <w:start w:val="1"/>
+      <w:numFmt w:val="decimal"/>
+      <w:lvlText w:val="%9."/>
+      <w:lvlJc w:val="left"/>
+      <w:pPr>
+        <w:tabs>
+          <w:tab w:val="num" w:pos="5760"/>
+        </w:tabs>
+        <w:ind w:left="6240" w:hanging="480"/>
+      </w:pPr>
+    </w:lvl>
+  </w:abstractNum>
   <w:num w:numId="1000">
     <w:abstractNumId w:val="990"/>
   </w:num>
@@ -2726,7 +2892,34 @@
     <w:abstractNumId w:val="991"/>
   </w:num>
   <w:num w:numId="1002">
-    <w:abstractNumId w:val="991"/>
+    <w:abstractNumId w:val="99411"/>
+    <w:lvlOverride w:ilvl="0">
+      <w:startOverride w:val="1"/>
+    </w:lvlOverride>
+    <w:lvlOverride w:ilvl="1">
+      <w:startOverride w:val="1"/>
+    </w:lvlOverride>
+    <w:lvlOverride w:ilvl="2">
+      <w:startOverride w:val="1"/>
+    </w:lvlOverride>
+    <w:lvlOverride w:ilvl="3">
+      <w:startOverride w:val="1"/>
+    </w:lvlOverride>
+    <w:lvlOverride w:ilvl="4">
+      <w:startOverride w:val="1"/>
+    </w:lvlOverride>
+    <w:lvlOverride w:ilvl="5">
+      <w:startOverride w:val="1"/>
+    </w:lvlOverride>
+    <w:lvlOverride w:ilvl="6">
+      <w:startOverride w:val="1"/>
+    </w:lvlOverride>
+    <w:lvlOverride w:ilvl="7">
+      <w:startOverride w:val="1"/>
+    </w:lvlOverride>
+    <w:lvlOverride w:ilvl="8">
+      <w:startOverride w:val="1"/>
+    </w:lvlOverride>
   </w:num>
   <w:num w:numId="1003">
     <w:abstractNumId w:val="991"/>
@@ -2735,6 +2928,15 @@
     <w:abstractNumId w:val="991"/>
   </w:num>
   <w:num w:numId="1005">
+    <w:abstractNumId w:val="991"/>
+  </w:num>
+  <w:num w:numId="1006">
+    <w:abstractNumId w:val="991"/>
+  </w:num>
+  <w:num w:numId="1007">
+    <w:abstractNumId w:val="991"/>
+  </w:num>
+  <w:num w:numId="1008">
     <w:abstractNumId w:val="991"/>
   </w:num>
 </w:numbering>

--- a/downloads/teacher/04 Units/Unit 02 - Individual Growth and Life Readiness - Me, My Goals, My Money/Lesson 02.05 - Goals and the Five-Step Decision Model.docx
+++ b/downloads/teacher/04 Units/Unit 02 - Individual Growth and Life Readiness - Me, My Goals, My Money/Lesson 02.05 - Goals and the Five-Step Decision Model.docx
@@ -392,15 +392,6 @@
       </w:pPr>
       <w:r>
         <w:t xml:space="preserve">The five-step decision model poster from Unit 0, on the wall</w:t>
-      </w:r>
-      <w:r>
-        <w:t xml:space="preserve"> </w:t>
-      </w:r>
-      <w:r>
-        <w:rPr>
-          <w:rStyle w:val="TeacherNote"/>
-        </w:rPr>
-        <w:t xml:space="preserve">[Sal: if the Unit 0 poster is not up, print slide 12 as a page and tape it up before Day 2]</w:t>
       </w:r>
     </w:p>
     <w:p>
@@ -2036,7 +2027,7 @@
         <w:t xml:space="preserve">“</w:t>
       </w:r>
       <w:r>
-        <w:t xml:space="preserve">Quizzes and topic checks.</w:t>
+        <w:t xml:space="preserve">Topic assessments.</w:t>
       </w:r>
       <w:r>
         <w:t xml:space="preserve">”</w:t>
@@ -2099,22 +2090,7 @@
         <w:pStyle w:val="FirstParagraph"/>
       </w:pPr>
       <w:r>
-        <w:t xml:space="preserve">Inside the building: the school counselor, whose grade 8 planning conference uses a short-term and long-term goal pair; the health teacher, if the health class teaches a decision model (agree on one wording so students hear the same five steps in both rooms).</w:t>
-      </w:r>
-      <w:r>
-        <w:t xml:space="preserve"> </w:t>
-      </w:r>
-      <w:r>
-        <w:rPr>
-          <w:rStyle w:val="TeacherNote"/>
-        </w:rPr>
-        <w:t xml:space="preserve">[Sal: check the health teacher’s decision model before Day 2; if it has six steps, say so and map them.]</w:t>
-      </w:r>
-      <w:r>
-        <w:t xml:space="preserve"> </w:t>
-      </w:r>
-      <w:r>
-        <w:t xml:space="preserve">Community: none this lesson.</w:t>
+        <w:t xml:space="preserve">Inside the building: the school counselor, whose grade 8 planning conference uses a short-term and long-term goal pair; the health teacher, if the health class teaches a decision model (agree on one wording so students hear the same five steps in both rooms). Community: none this lesson.</w:t>
       </w:r>
     </w:p>
     <w:p>
@@ -2186,15 +2162,6 @@
       <w:r>
         <w:t xml:space="preserve">, section 2.</w:t>
       </w:r>
-      <w:r>
-        <w:t xml:space="preserve"> </w:t>
-      </w:r>
-      <w:r>
-        <w:rPr>
-          <w:rStyle w:val="TeacherNote"/>
-        </w:rPr>
-        <w:t xml:space="preserve">[Sal: confirm against the NYSED PDF.]</w:t>
-      </w:r>
     </w:p>
     <w:p>
       <w:pPr>
@@ -2241,22 +2208,7 @@
         <w:pStyle w:val="Compact"/>
       </w:pPr>
       <w:r>
-        <w:t xml:space="preserve">Sal’s own materials: the airplane-crash decision-making simulation described in</w:t>
-      </w:r>
-      <w:r>
-        <w:t xml:space="preserve"> </w:t>
-      </w:r>
-      <w:r>
-        <w:rPr>
-          <w:rStyle w:val="VerbatimChar"/>
-        </w:rPr>
-        <w:t xml:space="preserve">01 Source Analysis/Brentwood Work and Simulations.md</w:t>
-      </w:r>
-      <w:r>
-        <w:t xml:space="preserve"> </w:t>
-      </w:r>
-      <w:r>
-        <w:t xml:space="preserve">is the origin of the</w:t>
+        <w:t xml:space="preserve">My own materials: the airplane-crash decision-making simulation is the origin of the</w:t>
       </w:r>
       <w:r>
         <w:t xml:space="preserve"> </w:t>
@@ -2465,15 +2417,6 @@
       </w:r>
       <w:r>
         <w:t xml:space="preserve">in IGLR 2. d), and it is the part most goal lessons skip.</w:t>
-      </w:r>
-      <w:r>
-        <w:t xml:space="preserve"> </w:t>
-      </w:r>
-      <w:r>
-        <w:rPr>
-          <w:rStyle w:val="TeacherNote"/>
-        </w:rPr>
-        <w:t xml:space="preserve">[Sal: pick the day; Lesson 2.15 or 2.16 has room.]</w:t>
       </w:r>
     </w:p>
     <w:p>
